--- a/Calculus_II_Lesson32.docx
+++ b/Calculus_II_Lesson32.docx
@@ -33,6 +33,59 @@
     <w:p>
       <w:pPr>
         <w:rPr>
+          <w:rFonts w:ascii="Times New Roman" w:cs="Times New Roman" w:eastAsia="Times New Roman" w:hAnsi="Times New Roman"/>
+          <w:sz w:val="51"/>
+          <w:szCs w:val="51"/>
+        </w:rPr>
+      </w:pPr>
+      <w:r>
+        <w:rPr>
+          <w:rFonts w:ascii="Times New Roman" w:cs="Times New Roman" w:eastAsia="Times New Roman" w:hAnsi="Times New Roman"/>
+          <w:sz w:val="51"/>
+          <w:szCs w:val="51"/>
+        </w:rPr>
+        <w:drawing>
+          <wp:inline distB="114300" distT="114300" distL="114300" distR="114300">
+            <wp:extent cx="5348288" cy="6023416"/>
+            <wp:effectExtent b="0" l="0" r="0" t="0"/>
+            <wp:docPr id="8" name="image5.png"/>
+            <a:graphic>
+              <a:graphicData uri="http://schemas.openxmlformats.org/drawingml/2006/picture">
+                <pic:pic>
+                  <pic:nvPicPr>
+                    <pic:cNvPr id="0" name="image5.png"/>
+                    <pic:cNvPicPr preferRelativeResize="0"/>
+                  </pic:nvPicPr>
+                  <pic:blipFill>
+                    <a:blip r:embed="rId6"/>
+                    <a:srcRect b="0" l="0" r="0" t="0"/>
+                    <a:stretch>
+                      <a:fillRect/>
+                    </a:stretch>
+                  </pic:blipFill>
+                  <pic:spPr>
+                    <a:xfrm>
+                      <a:off x="0" y="0"/>
+                      <a:ext cx="5348288" cy="6023416"/>
+                    </a:xfrm>
+                    <a:prstGeom prst="rect"/>
+                    <a:ln/>
+                  </pic:spPr>
+                </pic:pic>
+              </a:graphicData>
+            </a:graphic>
+          </wp:inline>
+        </w:drawing>
+      </w:r>
+      <w:r>
+        <w:rPr>
+          <w:rtl w:val="0"/>
+        </w:rPr>
+      </w:r>
+    </w:p>
+    <w:p>
+      <w:pPr>
+        <w:rPr>
           <w:sz w:val="46"/>
           <w:szCs w:val="46"/>
         </w:rPr>
@@ -46,16 +99,16 @@
           <wp:inline distB="114300" distT="114300" distL="114300" distR="114300">
             <wp:extent cx="6858000" cy="2374900"/>
             <wp:effectExtent b="0" l="0" r="0" t="0"/>
-            <wp:docPr id="13" name="image3.png"/>
+            <wp:docPr id="14" name="image8.png"/>
             <a:graphic>
               <a:graphicData uri="http://schemas.openxmlformats.org/drawingml/2006/picture">
                 <pic:pic>
                   <pic:nvPicPr>
-                    <pic:cNvPr id="0" name="image3.png"/>
+                    <pic:cNvPr id="0" name="image8.png"/>
                     <pic:cNvPicPr preferRelativeResize="0"/>
                   </pic:nvPicPr>
                   <pic:blipFill>
-                    <a:blip r:embed="rId6"/>
+                    <a:blip r:embed="rId7"/>
                     <a:srcRect b="0" l="0" r="0" t="0"/>
                     <a:stretch>
                       <a:fillRect/>
@@ -123,16 +176,16 @@
           <wp:inline distB="114300" distT="114300" distL="114300" distR="114300">
             <wp:extent cx="4629150" cy="1857375"/>
             <wp:effectExtent b="0" l="0" r="0" t="0"/>
-            <wp:docPr id="4" name="image1.png"/>
+            <wp:docPr id="3" name="image2.png"/>
             <a:graphic>
               <a:graphicData uri="http://schemas.openxmlformats.org/drawingml/2006/picture">
                 <pic:pic>
                   <pic:nvPicPr>
-                    <pic:cNvPr id="0" name="image1.png"/>
+                    <pic:cNvPr id="0" name="image2.png"/>
                     <pic:cNvPicPr preferRelativeResize="0"/>
                   </pic:nvPicPr>
                   <pic:blipFill>
-                    <a:blip r:embed="rId7"/>
+                    <a:blip r:embed="rId8"/>
                     <a:srcRect b="0" l="0" r="0" t="0"/>
                     <a:stretch>
                       <a:fillRect/>
@@ -154,30 +207,12 @@
       </w:r>
       <w:r>
         <w:rPr>
-          <w:rtl w:val="0"/>
-        </w:rPr>
-      </w:r>
-    </w:p>
-    <w:p>
-      <w:pPr>
-        <w:rPr>
-          <w:sz w:val="46"/>
-          <w:szCs w:val="46"/>
-        </w:rPr>
-      </w:pPr>
-      <w:r>
-        <w:rPr>
-          <w:rtl w:val="0"/>
-        </w:rPr>
-      </w:r>
-    </w:p>
-    <w:p>
-      <w:pPr>
-        <w:rPr>
-          <w:sz w:val="46"/>
-          <w:szCs w:val="46"/>
-        </w:rPr>
-      </w:pPr>
+          <w:sz w:val="46"/>
+          <w:szCs w:val="46"/>
+          <w:rtl w:val="0"/>
+        </w:rPr>
+        <w:t xml:space="preserve">              </w:t>
+      </w:r>
       <w:r>
         <w:rPr>
           <w:sz w:val="46"/>
@@ -187,16 +222,16 @@
           <wp:inline distB="114300" distT="114300" distL="114300" distR="114300">
             <wp:extent cx="4791075" cy="1781175"/>
             <wp:effectExtent b="0" l="0" r="0" t="0"/>
-            <wp:docPr id="5" name="image8.png"/>
+            <wp:docPr id="6" name="image1.png"/>
             <a:graphic>
               <a:graphicData uri="http://schemas.openxmlformats.org/drawingml/2006/picture">
                 <pic:pic>
                   <pic:nvPicPr>
-                    <pic:cNvPr id="0" name="image8.png"/>
+                    <pic:cNvPr id="0" name="image1.png"/>
                     <pic:cNvPicPr preferRelativeResize="0"/>
                   </pic:nvPicPr>
                   <pic:blipFill>
-                    <a:blip r:embed="rId8"/>
+                    <a:blip r:embed="rId9"/>
                     <a:srcRect b="0" l="0" r="0" t="0"/>
                     <a:stretch>
                       <a:fillRect/>
@@ -277,16 +312,16 @@
           <wp:inline distB="114300" distT="114300" distL="114300" distR="114300">
             <wp:extent cx="5905500" cy="2943225"/>
             <wp:effectExtent b="0" l="0" r="0" t="0"/>
-            <wp:docPr id="3" name="image2.png"/>
+            <wp:docPr id="2" name="image11.png"/>
             <a:graphic>
               <a:graphicData uri="http://schemas.openxmlformats.org/drawingml/2006/picture">
                 <pic:pic>
                   <pic:nvPicPr>
-                    <pic:cNvPr id="0" name="image2.png"/>
+                    <pic:cNvPr id="0" name="image11.png"/>
                     <pic:cNvPicPr preferRelativeResize="0"/>
                   </pic:nvPicPr>
                   <pic:blipFill>
-                    <a:blip r:embed="rId9"/>
+                    <a:blip r:embed="rId10"/>
                     <a:srcRect b="0" l="0" r="0" t="0"/>
                     <a:stretch>
                       <a:fillRect/>
@@ -312,7 +347,7 @@
           <w:szCs w:val="46"/>
           <w:rtl w:val="0"/>
         </w:rPr>
-        <w:t xml:space="preserve">        </w:t>
+        <w:t xml:space="preserve">       </w:t>
       </w:r>
       <w:r>
         <w:drawing>
@@ -327,16 +362,16 @@
             <wp:extent cx="5276620" cy="5224463"/>
             <wp:effectExtent b="0" l="0" r="0" t="0"/>
             <wp:wrapNone/>
-            <wp:docPr id="10" name="image4.png"/>
+            <wp:docPr id="11" name="image3.png"/>
             <a:graphic>
               <a:graphicData uri="http://schemas.openxmlformats.org/drawingml/2006/picture">
                 <pic:pic>
                   <pic:nvPicPr>
-                    <pic:cNvPr id="0" name="image4.png"/>
+                    <pic:cNvPr id="0" name="image3.png"/>
                     <pic:cNvPicPr preferRelativeResize="0"/>
                   </pic:nvPicPr>
                   <pic:blipFill>
-                    <a:blip r:embed="rId10"/>
+                    <a:blip r:embed="rId11"/>
                     <a:srcRect b="0" l="0" r="0" t="0"/>
                     <a:stretch>
                       <a:fillRect/>
@@ -381,7 +416,7 @@
           <wp:inline distB="114300" distT="114300" distL="114300" distR="114300">
             <wp:extent cx="3924300" cy="304800"/>
             <wp:effectExtent b="0" l="0" r="0" t="0"/>
-            <wp:docPr id="6" name="image9.png"/>
+            <wp:docPr id="9" name="image9.png"/>
             <a:graphic>
               <a:graphicData uri="http://schemas.openxmlformats.org/drawingml/2006/picture">
                 <pic:pic>
@@ -390,7 +425,7 @@
                     <pic:cNvPicPr preferRelativeResize="0"/>
                   </pic:nvPicPr>
                   <pic:blipFill>
-                    <a:blip r:embed="rId11"/>
+                    <a:blip r:embed="rId12"/>
                     <a:srcRect b="0" l="0" r="0" t="0"/>
                     <a:stretch>
                       <a:fillRect/>
@@ -536,71 +571,6 @@
     <w:p>
       <w:pPr>
         <w:rPr>
-          <w:sz w:val="26"/>
-          <w:szCs w:val="26"/>
-        </w:rPr>
-      </w:pPr>
-      <w:r>
-        <w:rPr>
-          <w:rtl w:val="0"/>
-        </w:rPr>
-      </w:r>
-    </w:p>
-    <w:p>
-      <w:pPr>
-        <w:rPr>
-          <w:sz w:val="26"/>
-          <w:szCs w:val="26"/>
-        </w:rPr>
-      </w:pPr>
-      <w:r>
-        <w:rPr>
-          <w:rtl w:val="0"/>
-        </w:rPr>
-      </w:r>
-    </w:p>
-    <w:p>
-      <w:pPr>
-        <w:rPr>
-          <w:sz w:val="26"/>
-          <w:szCs w:val="26"/>
-        </w:rPr>
-      </w:pPr>
-      <w:r>
-        <w:rPr>
-          <w:rtl w:val="0"/>
-        </w:rPr>
-      </w:r>
-    </w:p>
-    <w:p>
-      <w:pPr>
-        <w:rPr>
-          <w:sz w:val="26"/>
-          <w:szCs w:val="26"/>
-        </w:rPr>
-      </w:pPr>
-      <w:r>
-        <w:rPr>
-          <w:rtl w:val="0"/>
-        </w:rPr>
-      </w:r>
-    </w:p>
-    <w:p>
-      <w:pPr>
-        <w:rPr>
-          <w:sz w:val="26"/>
-          <w:szCs w:val="26"/>
-        </w:rPr>
-      </w:pPr>
-      <w:r>
-        <w:rPr>
-          <w:rtl w:val="0"/>
-        </w:rPr>
-      </w:r>
-    </w:p>
-    <w:p>
-      <w:pPr>
-        <w:rPr>
           <w:sz w:val="52"/>
           <w:szCs w:val="52"/>
         </w:rPr>
@@ -700,16 +670,16 @@
           <wp:inline distB="114300" distT="114300" distL="114300" distR="114300">
             <wp:extent cx="6053138" cy="4759138"/>
             <wp:effectExtent b="0" l="0" r="0" t="0"/>
-            <wp:docPr id="12" name="image12.png"/>
+            <wp:docPr id="13" name="image7.png"/>
             <a:graphic>
               <a:graphicData uri="http://schemas.openxmlformats.org/drawingml/2006/picture">
                 <pic:pic>
                   <pic:nvPicPr>
-                    <pic:cNvPr id="0" name="image12.png"/>
+                    <pic:cNvPr id="0" name="image7.png"/>
                     <pic:cNvPicPr preferRelativeResize="0"/>
                   </pic:nvPicPr>
                   <pic:blipFill>
-                    <a:blip r:embed="rId12"/>
+                    <a:blip r:embed="rId13"/>
                     <a:srcRect b="0" l="0" r="0" t="0"/>
                     <a:stretch>
                       <a:fillRect/>
@@ -747,16 +717,16 @@
             <wp:extent cx="5257800" cy="5257800"/>
             <wp:effectExtent b="0" l="0" r="0" t="0"/>
             <wp:wrapNone/>
-            <wp:docPr id="1" name="image5.png"/>
+            <wp:docPr id="1" name="image15.png"/>
             <a:graphic>
               <a:graphicData uri="http://schemas.openxmlformats.org/drawingml/2006/picture">
                 <pic:pic>
                   <pic:nvPicPr>
-                    <pic:cNvPr id="0" name="image5.png"/>
+                    <pic:cNvPr id="0" name="image15.png"/>
                     <pic:cNvPicPr preferRelativeResize="0"/>
                   </pic:nvPicPr>
                   <pic:blipFill>
-                    <a:blip r:embed="rId13"/>
+                    <a:blip r:embed="rId14"/>
                     <a:srcRect b="0" l="0" r="0" t="0"/>
                     <a:stretch>
                       <a:fillRect/>
@@ -814,7 +784,7 @@
           <wp:inline distB="114300" distT="114300" distL="114300" distR="114300">
             <wp:extent cx="3924300" cy="304800"/>
             <wp:effectExtent b="0" l="0" r="0" t="0"/>
-            <wp:docPr id="7" name="image9.png"/>
+            <wp:docPr id="10" name="image9.png"/>
             <a:graphic>
               <a:graphicData uri="http://schemas.openxmlformats.org/drawingml/2006/picture">
                 <pic:pic>
@@ -823,7 +793,7 @@
                     <pic:cNvPicPr preferRelativeResize="0"/>
                   </pic:nvPicPr>
                   <pic:blipFill>
-                    <a:blip r:embed="rId11"/>
+                    <a:blip r:embed="rId12"/>
                     <a:srcRect b="0" l="0" r="0" t="0"/>
                     <a:stretch>
                       <a:fillRect/>
@@ -865,32 +835,6 @@
     <w:p>
       <w:pPr>
         <w:rPr>
-          <w:sz w:val="46"/>
-          <w:szCs w:val="46"/>
-        </w:rPr>
-      </w:pPr>
-      <w:r>
-        <w:rPr>
-          <w:rtl w:val="0"/>
-        </w:rPr>
-      </w:r>
-    </w:p>
-    <w:p>
-      <w:pPr>
-        <w:rPr>
-          <w:sz w:val="46"/>
-          <w:szCs w:val="46"/>
-        </w:rPr>
-      </w:pPr>
-      <w:r>
-        <w:rPr>
-          <w:rtl w:val="0"/>
-        </w:rPr>
-      </w:r>
-    </w:p>
-    <w:p>
-      <w:pPr>
-        <w:rPr>
           <w:sz w:val="52"/>
           <w:szCs w:val="52"/>
         </w:rPr>
@@ -970,230 +914,19 @@
       </w:pPr>
       <w:r>
         <w:rPr>
-          <w:rtl w:val="0"/>
-        </w:rPr>
-      </w:r>
-    </w:p>
-    <w:p>
-      <w:pPr>
-        <w:rPr>
-          <w:sz w:val="26"/>
-          <w:szCs w:val="26"/>
-        </w:rPr>
-      </w:pPr>
-      <w:r>
-        <w:rPr>
-          <w:rtl w:val="0"/>
-        </w:rPr>
-      </w:r>
-    </w:p>
-    <w:p>
-      <w:pPr>
-        <w:rPr>
-          <w:sz w:val="26"/>
-          <w:szCs w:val="26"/>
-        </w:rPr>
-      </w:pPr>
-      <w:r>
-        <w:rPr>
-          <w:rtl w:val="0"/>
-        </w:rPr>
-      </w:r>
-    </w:p>
-    <w:p>
-      <w:pPr>
-        <w:rPr>
-          <w:sz w:val="26"/>
-          <w:szCs w:val="26"/>
-        </w:rPr>
-      </w:pPr>
-      <w:r>
-        <w:rPr>
-          <w:rtl w:val="0"/>
-        </w:rPr>
-      </w:r>
-    </w:p>
-    <w:p>
-      <w:pPr>
-        <w:rPr>
-          <w:sz w:val="26"/>
-          <w:szCs w:val="26"/>
-        </w:rPr>
-      </w:pPr>
-      <w:r>
-        <w:rPr>
-          <w:rtl w:val="0"/>
-        </w:rPr>
-      </w:r>
-    </w:p>
-    <w:p>
-      <w:pPr>
-        <w:rPr>
-          <w:sz w:val="26"/>
-          <w:szCs w:val="26"/>
-        </w:rPr>
-      </w:pPr>
-      <w:r>
-        <w:rPr>
-          <w:rtl w:val="0"/>
-        </w:rPr>
-      </w:r>
-    </w:p>
-    <w:p>
-      <w:pPr>
-        <w:rPr>
-          <w:sz w:val="26"/>
-          <w:szCs w:val="26"/>
-        </w:rPr>
-      </w:pPr>
-      <w:r>
-        <w:rPr>
-          <w:rtl w:val="0"/>
-        </w:rPr>
-      </w:r>
-    </w:p>
-    <w:p>
-      <w:pPr>
-        <w:rPr>
-          <w:sz w:val="26"/>
-          <w:szCs w:val="26"/>
-        </w:rPr>
-      </w:pPr>
-      <w:r>
-        <w:rPr>
-          <w:rtl w:val="0"/>
-        </w:rPr>
-      </w:r>
-    </w:p>
-    <w:p>
-      <w:pPr>
-        <w:rPr>
-          <w:sz w:val="26"/>
-          <w:szCs w:val="26"/>
-        </w:rPr>
-      </w:pPr>
-      <w:r>
-        <w:rPr>
-          <w:rtl w:val="0"/>
-        </w:rPr>
-      </w:r>
-    </w:p>
-    <w:p>
-      <w:pPr>
-        <w:rPr>
-          <w:sz w:val="26"/>
-          <w:szCs w:val="26"/>
-        </w:rPr>
-      </w:pPr>
-      <w:r>
-        <w:rPr>
-          <w:rtl w:val="0"/>
-        </w:rPr>
-      </w:r>
-    </w:p>
-    <w:p>
-      <w:pPr>
-        <w:rPr>
-          <w:sz w:val="26"/>
-          <w:szCs w:val="26"/>
-        </w:rPr>
-      </w:pPr>
-      <w:r>
-        <w:rPr>
-          <w:rtl w:val="0"/>
-        </w:rPr>
-      </w:r>
-    </w:p>
-    <w:p>
-      <w:pPr>
-        <w:rPr>
-          <w:sz w:val="26"/>
-          <w:szCs w:val="26"/>
-        </w:rPr>
-      </w:pPr>
-      <w:r>
-        <w:rPr>
-          <w:rtl w:val="0"/>
-        </w:rPr>
-      </w:r>
-    </w:p>
-    <w:p>
-      <w:pPr>
-        <w:rPr>
-          <w:sz w:val="26"/>
-          <w:szCs w:val="26"/>
-        </w:rPr>
-      </w:pPr>
-      <w:r>
-        <w:rPr>
-          <w:rtl w:val="0"/>
-        </w:rPr>
-      </w:r>
-      <w:r>
+          <w:sz w:val="26"/>
+          <w:szCs w:val="26"/>
+        </w:rPr>
         <w:drawing>
-          <wp:anchor allowOverlap="1" behindDoc="1" distB="114300" distT="114300" distL="114300" distR="114300" hidden="0" layoutInCell="1" locked="0" relativeHeight="0" simplePos="0">
-            <wp:simplePos x="0" y="0"/>
-            <wp:positionH relativeFrom="column">
-              <wp:posOffset>6343650</wp:posOffset>
-            </wp:positionH>
-            <wp:positionV relativeFrom="paragraph">
-              <wp:posOffset>237376</wp:posOffset>
-            </wp:positionV>
-            <wp:extent cx="5324475" cy="5305425"/>
+          <wp:inline distB="114300" distT="114300" distL="114300" distR="114300">
+            <wp:extent cx="6286500" cy="3943350"/>
             <wp:effectExtent b="0" l="0" r="0" t="0"/>
-            <wp:wrapNone/>
-            <wp:docPr id="9" name="image10.png"/>
+            <wp:docPr id="12" name="image14.png"/>
             <a:graphic>
               <a:graphicData uri="http://schemas.openxmlformats.org/drawingml/2006/picture">
                 <pic:pic>
                   <pic:nvPicPr>
-                    <pic:cNvPr id="0" name="image10.png"/>
-                    <pic:cNvPicPr preferRelativeResize="0"/>
-                  </pic:nvPicPr>
-                  <pic:blipFill>
-                    <a:blip r:embed="rId14"/>
-                    <a:srcRect b="0" l="0" r="0" t="0"/>
-                    <a:stretch>
-                      <a:fillRect/>
-                    </a:stretch>
-                  </pic:blipFill>
-                  <pic:spPr>
-                    <a:xfrm>
-                      <a:off x="0" y="0"/>
-                      <a:ext cx="5324475" cy="5305425"/>
-                    </a:xfrm>
-                    <a:prstGeom prst="rect"/>
-                    <a:ln/>
-                  </pic:spPr>
-                </pic:pic>
-              </a:graphicData>
-            </a:graphic>
-          </wp:anchor>
-        </w:drawing>
-      </w:r>
-    </w:p>
-    <w:p>
-      <w:pPr>
-        <w:rPr>
-          <w:sz w:val="26"/>
-          <w:szCs w:val="26"/>
-        </w:rPr>
-      </w:pPr>
-      <w:r>
-        <w:rPr>
-          <w:sz w:val="26"/>
-          <w:szCs w:val="26"/>
-        </w:rPr>
-        <w:drawing>
-          <wp:inline distB="114300" distT="114300" distL="114300" distR="114300">
-            <wp:extent cx="6286500" cy="3943350"/>
-            <wp:effectExtent b="0" l="0" r="0" t="0"/>
-            <wp:docPr id="11" name="image7.png"/>
-            <a:graphic>
-              <a:graphicData uri="http://schemas.openxmlformats.org/drawingml/2006/picture">
-                <pic:pic>
-                  <pic:nvPicPr>
-                    <pic:cNvPr id="0" name="image7.png"/>
+                    <pic:cNvPr id="0" name="image14.png"/>
                     <pic:cNvPicPr preferRelativeResize="0"/>
                   </pic:nvPicPr>
                   <pic:blipFill>
@@ -1219,8 +952,53 @@
       </w:r>
       <w:r>
         <w:rPr>
-          <w:rtl w:val="0"/>
-        </w:rPr>
+          <w:sz w:val="26"/>
+          <w:szCs w:val="26"/>
+          <w:rtl w:val="0"/>
+        </w:rPr>
+        <w:t xml:space="preserve">      </w:t>
+      </w:r>
+      <w:r>
+        <w:drawing>
+          <wp:anchor allowOverlap="1" behindDoc="1" distB="114300" distT="114300" distL="114300" distR="114300" hidden="0" layoutInCell="1" locked="0" relativeHeight="0" simplePos="0">
+            <wp:simplePos x="0" y="0"/>
+            <wp:positionH relativeFrom="column">
+              <wp:posOffset>6877050</wp:posOffset>
+            </wp:positionH>
+            <wp:positionV relativeFrom="paragraph">
+              <wp:posOffset>114300</wp:posOffset>
+            </wp:positionV>
+            <wp:extent cx="5010150" cy="4980736"/>
+            <wp:effectExtent b="0" l="0" r="0" t="0"/>
+            <wp:wrapNone/>
+            <wp:docPr id="4" name="image13.png"/>
+            <a:graphic>
+              <a:graphicData uri="http://schemas.openxmlformats.org/drawingml/2006/picture">
+                <pic:pic>
+                  <pic:nvPicPr>
+                    <pic:cNvPr id="0" name="image13.png"/>
+                    <pic:cNvPicPr preferRelativeResize="0"/>
+                  </pic:nvPicPr>
+                  <pic:blipFill>
+                    <a:blip r:embed="rId16"/>
+                    <a:srcRect b="0" l="0" r="0" t="0"/>
+                    <a:stretch>
+                      <a:fillRect/>
+                    </a:stretch>
+                  </pic:blipFill>
+                  <pic:spPr>
+                    <a:xfrm>
+                      <a:off x="0" y="0"/>
+                      <a:ext cx="5010150" cy="4980736"/>
+                    </a:xfrm>
+                    <a:prstGeom prst="rect"/>
+                    <a:ln/>
+                  </pic:spPr>
+                </pic:pic>
+              </a:graphicData>
+            </a:graphic>
+          </wp:anchor>
+        </w:drawing>
       </w:r>
     </w:p>
     <w:p>
@@ -1247,7 +1025,7 @@
           <wp:inline distB="114300" distT="114300" distL="114300" distR="114300">
             <wp:extent cx="3924300" cy="304800"/>
             <wp:effectExtent b="0" l="0" r="0" t="0"/>
-            <wp:docPr id="14" name="image9.png"/>
+            <wp:docPr id="15" name="image9.png"/>
             <a:graphic>
               <a:graphicData uri="http://schemas.openxmlformats.org/drawingml/2006/picture">
                 <pic:pic>
@@ -1256,7 +1034,7 @@
                     <pic:cNvPicPr preferRelativeResize="0"/>
                   </pic:nvPicPr>
                   <pic:blipFill>
-                    <a:blip r:embed="rId11"/>
+                    <a:blip r:embed="rId12"/>
                     <a:srcRect b="0" l="0" r="0" t="0"/>
                     <a:stretch>
                       <a:fillRect/>
@@ -1311,19 +1089,6 @@
     <w:p>
       <w:pPr>
         <w:rPr>
-          <w:sz w:val="46"/>
-          <w:szCs w:val="46"/>
-        </w:rPr>
-      </w:pPr>
-      <w:r>
-        <w:rPr>
-          <w:rtl w:val="0"/>
-        </w:rPr>
-      </w:r>
-    </w:p>
-    <w:p>
-      <w:pPr>
-        <w:rPr>
           <w:sz w:val="26"/>
           <w:szCs w:val="26"/>
         </w:rPr>
@@ -1392,58 +1157,6 @@
           <w:rtl w:val="0"/>
         </w:rPr>
         <w:t xml:space="preserve">d)</w:t>
-      </w:r>
-    </w:p>
-    <w:p>
-      <w:pPr>
-        <w:rPr>
-          <w:sz w:val="26"/>
-          <w:szCs w:val="26"/>
-        </w:rPr>
-      </w:pPr>
-      <w:r>
-        <w:rPr>
-          <w:rtl w:val="0"/>
-        </w:rPr>
-      </w:r>
-    </w:p>
-    <w:p>
-      <w:pPr>
-        <w:rPr>
-          <w:sz w:val="26"/>
-          <w:szCs w:val="26"/>
-        </w:rPr>
-      </w:pPr>
-      <w:r>
-        <w:rPr>
-          <w:rtl w:val="0"/>
-        </w:rPr>
-      </w:r>
-    </w:p>
-    <w:p>
-      <w:pPr>
-        <w:rPr>
-          <w:sz w:val="26"/>
-          <w:szCs w:val="26"/>
-        </w:rPr>
-      </w:pPr>
-      <w:r>
-        <w:rPr>
-          <w:rtl w:val="0"/>
-        </w:rPr>
-      </w:r>
-    </w:p>
-    <w:p>
-      <w:pPr>
-        <w:rPr>
-          <w:sz w:val="26"/>
-          <w:szCs w:val="26"/>
-        </w:rPr>
-      </w:pPr>
-      <w:r>
-        <w:rPr>
-          <w:rtl w:val="0"/>
-        </w:rPr>
       </w:r>
     </w:p>
     <w:p>
@@ -1498,16 +1211,16 @@
           <wp:inline distB="114300" distT="114300" distL="114300" distR="114300">
             <wp:extent cx="6715125" cy="5410200"/>
             <wp:effectExtent b="0" l="0" r="0" t="0"/>
-            <wp:docPr id="15" name="image14.png"/>
+            <wp:docPr id="16" name="image4.png"/>
             <a:graphic>
               <a:graphicData uri="http://schemas.openxmlformats.org/drawingml/2006/picture">
                 <pic:pic>
                   <pic:nvPicPr>
-                    <pic:cNvPr id="0" name="image14.png"/>
+                    <pic:cNvPr id="0" name="image4.png"/>
                     <pic:cNvPicPr preferRelativeResize="0"/>
                   </pic:nvPicPr>
                   <pic:blipFill>
-                    <a:blip r:embed="rId16"/>
+                    <a:blip r:embed="rId17"/>
                     <a:srcRect b="0" l="0" r="0" t="0"/>
                     <a:stretch>
                       <a:fillRect/>
@@ -1528,21 +1241,33 @@
         </w:drawing>
       </w:r>
       <w:r>
-        <w:rPr/>
+        <w:rPr>
+          <w:rtl w:val="0"/>
+        </w:rPr>
+      </w:r>
+      <w:r>
         <w:drawing>
-          <wp:inline distB="114300" distT="114300" distL="114300" distR="114300">
-            <wp:extent cx="5286375" cy="5314950"/>
+          <wp:anchor allowOverlap="1" behindDoc="1" distB="114300" distT="114300" distL="114300" distR="114300" hidden="0" layoutInCell="1" locked="0" relativeHeight="0" simplePos="0">
+            <wp:simplePos x="0" y="0"/>
+            <wp:positionH relativeFrom="column">
+              <wp:posOffset>6791325</wp:posOffset>
+            </wp:positionH>
+            <wp:positionV relativeFrom="paragraph">
+              <wp:posOffset>114300</wp:posOffset>
+            </wp:positionV>
+            <wp:extent cx="4626773" cy="4652963"/>
             <wp:effectExtent b="0" l="0" r="0" t="0"/>
-            <wp:docPr id="8" name="image6.png"/>
+            <wp:wrapNone/>
+            <wp:docPr id="5" name="image10.png"/>
             <a:graphic>
               <a:graphicData uri="http://schemas.openxmlformats.org/drawingml/2006/picture">
                 <pic:pic>
                   <pic:nvPicPr>
-                    <pic:cNvPr id="0" name="image6.png"/>
+                    <pic:cNvPr id="0" name="image10.png"/>
                     <pic:cNvPicPr preferRelativeResize="0"/>
                   </pic:nvPicPr>
                   <pic:blipFill>
-                    <a:blip r:embed="rId17"/>
+                    <a:blip r:embed="rId18"/>
                     <a:srcRect b="0" l="0" r="0" t="0"/>
                     <a:stretch>
                       <a:fillRect/>
@@ -1551,7 +1276,7 @@
                   <pic:spPr>
                     <a:xfrm>
                       <a:off x="0" y="0"/>
-                      <a:ext cx="5286375" cy="5314950"/>
+                      <a:ext cx="4626773" cy="4652963"/>
                     </a:xfrm>
                     <a:prstGeom prst="rect"/>
                     <a:ln/>
@@ -1559,83 +1284,8 @@
                 </pic:pic>
               </a:graphicData>
             </a:graphic>
-          </wp:inline>
+          </wp:anchor>
         </w:drawing>
-      </w:r>
-      <w:r>
-        <w:rPr>
-          <w:rtl w:val="0"/>
-        </w:rPr>
-      </w:r>
-    </w:p>
-    <w:p>
-      <w:pPr>
-        <w:rPr/>
-      </w:pPr>
-      <w:r>
-        <w:rPr>
-          <w:rtl w:val="0"/>
-        </w:rPr>
-      </w:r>
-    </w:p>
-    <w:p>
-      <w:pPr>
-        <w:rPr/>
-      </w:pPr>
-      <w:r>
-        <w:rPr>
-          <w:rtl w:val="0"/>
-        </w:rPr>
-      </w:r>
-    </w:p>
-    <w:p>
-      <w:pPr>
-        <w:rPr/>
-      </w:pPr>
-      <w:r>
-        <w:rPr>
-          <w:rtl w:val="0"/>
-        </w:rPr>
-      </w:r>
-    </w:p>
-    <w:p>
-      <w:pPr>
-        <w:rPr/>
-      </w:pPr>
-      <w:r>
-        <w:rPr>
-          <w:rtl w:val="0"/>
-        </w:rPr>
-      </w:r>
-    </w:p>
-    <w:p>
-      <w:pPr>
-        <w:rPr/>
-      </w:pPr>
-      <w:r>
-        <w:rPr>
-          <w:rtl w:val="0"/>
-        </w:rPr>
-      </w:r>
-    </w:p>
-    <w:p>
-      <w:pPr>
-        <w:rPr/>
-      </w:pPr>
-      <w:r>
-        <w:rPr>
-          <w:rtl w:val="0"/>
-        </w:rPr>
-      </w:r>
-    </w:p>
-    <w:p>
-      <w:pPr>
-        <w:rPr/>
-      </w:pPr>
-      <w:r>
-        <w:rPr>
-          <w:rtl w:val="0"/>
-        </w:rPr>
       </w:r>
     </w:p>
     <w:p>
@@ -1724,106 +1374,6 @@
           <w:sz w:val="26"/>
           <w:szCs w:val="26"/>
         </w:rPr>
-      </w:pPr>
-      <w:r>
-        <w:rPr>
-          <w:rtl w:val="0"/>
-        </w:rPr>
-      </w:r>
-    </w:p>
-    <w:p>
-      <w:pPr>
-        <w:rPr/>
-      </w:pPr>
-      <w:r>
-        <w:rPr>
-          <w:rtl w:val="0"/>
-        </w:rPr>
-      </w:r>
-    </w:p>
-    <w:p>
-      <w:pPr>
-        <w:rPr/>
-      </w:pPr>
-      <w:r>
-        <w:rPr>
-          <w:rtl w:val="0"/>
-        </w:rPr>
-      </w:r>
-    </w:p>
-    <w:p>
-      <w:pPr>
-        <w:rPr/>
-      </w:pPr>
-      <w:r>
-        <w:rPr>
-          <w:rtl w:val="0"/>
-        </w:rPr>
-      </w:r>
-    </w:p>
-    <w:p>
-      <w:pPr>
-        <w:rPr/>
-      </w:pPr>
-      <w:r>
-        <w:rPr>
-          <w:rtl w:val="0"/>
-        </w:rPr>
-      </w:r>
-    </w:p>
-    <w:p>
-      <w:pPr>
-        <w:rPr/>
-      </w:pPr>
-      <w:r>
-        <w:rPr>
-          <w:rtl w:val="0"/>
-        </w:rPr>
-      </w:r>
-    </w:p>
-    <w:p>
-      <w:pPr>
-        <w:rPr/>
-      </w:pPr>
-      <w:r>
-        <w:rPr>
-          <w:rtl w:val="0"/>
-        </w:rPr>
-      </w:r>
-    </w:p>
-    <w:p>
-      <w:pPr>
-        <w:rPr/>
-      </w:pPr>
-      <w:r>
-        <w:rPr>
-          <w:rtl w:val="0"/>
-        </w:rPr>
-      </w:r>
-    </w:p>
-    <w:p>
-      <w:pPr>
-        <w:rPr/>
-      </w:pPr>
-      <w:r>
-        <w:rPr>
-          <w:rtl w:val="0"/>
-        </w:rPr>
-      </w:r>
-    </w:p>
-    <w:p>
-      <w:pPr>
-        <w:rPr/>
-      </w:pPr>
-      <w:r>
-        <w:rPr>
-          <w:rtl w:val="0"/>
-        </w:rPr>
-      </w:r>
-    </w:p>
-    <w:p>
-      <w:pPr>
-        <w:rPr/>
       </w:pPr>
       <w:r>
         <w:rPr>
@@ -1841,16 +1391,16 @@
           <wp:inline distB="114300" distT="114300" distL="114300" distR="114300">
             <wp:extent cx="6638925" cy="5467350"/>
             <wp:effectExtent b="0" l="0" r="0" t="0"/>
-            <wp:docPr id="16" name="image11.png"/>
+            <wp:docPr id="17" name="image12.png"/>
             <a:graphic>
               <a:graphicData uri="http://schemas.openxmlformats.org/drawingml/2006/picture">
                 <pic:pic>
                   <pic:nvPicPr>
-                    <pic:cNvPr id="0" name="image11.png"/>
+                    <pic:cNvPr id="0" name="image12.png"/>
                     <pic:cNvPicPr preferRelativeResize="0"/>
                   </pic:nvPicPr>
                   <pic:blipFill>
-                    <a:blip r:embed="rId18"/>
+                    <a:blip r:embed="rId19"/>
                     <a:srcRect b="0" l="0" r="0" t="0"/>
                     <a:stretch>
                       <a:fillRect/>
@@ -1871,21 +1421,33 @@
         </w:drawing>
       </w:r>
       <w:r>
-        <w:rPr/>
+        <w:rPr>
+          <w:rtl w:val="0"/>
+        </w:rPr>
+      </w:r>
+      <w:r>
         <w:drawing>
-          <wp:inline distB="114300" distT="114300" distL="114300" distR="114300">
-            <wp:extent cx="5257800" cy="5248275"/>
+          <wp:anchor allowOverlap="1" behindDoc="1" distB="114300" distT="114300" distL="114300" distR="114300" hidden="0" layoutInCell="1" locked="0" relativeHeight="0" simplePos="0">
+            <wp:simplePos x="0" y="0"/>
+            <wp:positionH relativeFrom="column">
+              <wp:posOffset>6648450</wp:posOffset>
+            </wp:positionH>
+            <wp:positionV relativeFrom="paragraph">
+              <wp:posOffset>114300</wp:posOffset>
+            </wp:positionV>
+            <wp:extent cx="4633913" cy="4625518"/>
             <wp:effectExtent b="0" l="0" r="0" t="0"/>
-            <wp:docPr id="2" name="image13.png"/>
+            <wp:wrapNone/>
+            <wp:docPr id="7" name="image6.png"/>
             <a:graphic>
               <a:graphicData uri="http://schemas.openxmlformats.org/drawingml/2006/picture">
                 <pic:pic>
                   <pic:nvPicPr>
-                    <pic:cNvPr id="0" name="image13.png"/>
+                    <pic:cNvPr id="0" name="image6.png"/>
                     <pic:cNvPicPr preferRelativeResize="0"/>
                   </pic:nvPicPr>
                   <pic:blipFill>
-                    <a:blip r:embed="rId19"/>
+                    <a:blip r:embed="rId20"/>
                     <a:srcRect b="0" l="0" r="0" t="0"/>
                     <a:stretch>
                       <a:fillRect/>
@@ -1894,7 +1456,7 @@
                   <pic:spPr>
                     <a:xfrm>
                       <a:off x="0" y="0"/>
-                      <a:ext cx="5257800" cy="5248275"/>
+                      <a:ext cx="4633913" cy="4625518"/>
                     </a:xfrm>
                     <a:prstGeom prst="rect"/>
                     <a:ln/>
@@ -1902,73 +1464,8 @@
                 </pic:pic>
               </a:graphicData>
             </a:graphic>
-          </wp:inline>
+          </wp:anchor>
         </w:drawing>
-      </w:r>
-      <w:r>
-        <w:rPr>
-          <w:rtl w:val="0"/>
-        </w:rPr>
-      </w:r>
-    </w:p>
-    <w:p>
-      <w:pPr>
-        <w:rPr/>
-      </w:pPr>
-      <w:r>
-        <w:rPr>
-          <w:rtl w:val="0"/>
-        </w:rPr>
-      </w:r>
-    </w:p>
-    <w:p>
-      <w:pPr>
-        <w:rPr/>
-      </w:pPr>
-      <w:r>
-        <w:rPr>
-          <w:rtl w:val="0"/>
-        </w:rPr>
-      </w:r>
-    </w:p>
-    <w:p>
-      <w:pPr>
-        <w:rPr/>
-      </w:pPr>
-      <w:r>
-        <w:rPr>
-          <w:rtl w:val="0"/>
-        </w:rPr>
-      </w:r>
-    </w:p>
-    <w:p>
-      <w:pPr>
-        <w:rPr/>
-      </w:pPr>
-      <w:r>
-        <w:rPr>
-          <w:rtl w:val="0"/>
-        </w:rPr>
-      </w:r>
-    </w:p>
-    <w:p>
-      <w:pPr>
-        <w:rPr/>
-      </w:pPr>
-      <w:r>
-        <w:rPr>
-          <w:rtl w:val="0"/>
-        </w:rPr>
-      </w:r>
-    </w:p>
-    <w:p>
-      <w:pPr>
-        <w:rPr/>
-      </w:pPr>
-      <w:r>
-        <w:rPr>
-          <w:rtl w:val="0"/>
-        </w:rPr>
       </w:r>
     </w:p>
     <w:p>
@@ -2105,7 +1602,7 @@
       </w:r>
     </w:p>
     <w:sectPr>
-      <w:pgSz w:h="15840" w:w="24480" w:orient="landscape"/>
+      <w:pgSz w:h="12240" w:w="20160" w:orient="landscape"/>
       <w:pgMar w:bottom="720" w:top="720" w:left="720" w:right="720" w:header="720" w:footer="720"/>
       <w:pgNumType w:start="1"/>
     </w:sectPr>
